--- a/klagomål/Örans naturreservat FSC-klagomål.docx
+++ b/klagomål/Örans naturreservat FSC-klagomål.docx
@@ -168,7 +168,7 @@
     </w:p>
     <w:p>
       <w:r>
-        <w:t>Detta klagomål behandlar höga naturvärden i avverkningsanmälan Örans naturreservat i Haninge kommun som inkom 2026-07-15 och omfattar 659,9 ha.</w:t>
+        <w:t>Detta klagomål behandlar höga naturvärden i avverkningsanmälan Örans naturreservat i Haninge kommun som inkom 2026-07-16 och omfattar 659,9 ha.</w:t>
       </w:r>
     </w:p>
     <w:p>
@@ -2087,7 +2087,7 @@
     <w:r>
       <w:tab/>
       <w:tab/>
-      <w:t>2026-07-15</w:t>
+      <w:t>2026-07-16</w:t>
       <w:br/>
       <w:br/>
     </w:r>

--- a/klagomål/Örans naturreservat FSC-klagomål.docx
+++ b/klagomål/Örans naturreservat FSC-klagomål.docx
@@ -168,7 +168,7 @@
     </w:p>
     <w:p>
       <w:r>
-        <w:t>Detta klagomål behandlar höga naturvärden i avverkningsanmälan Örans naturreservat i Haninge kommun som inkom 2026-07-16 och omfattar 659,9 ha.</w:t>
+        <w:t>Detta klagomål behandlar höga naturvärden i avverkningsanmälan Örans naturreservat i Haninge kommun som inkom 2026-07-17 och omfattar 659,9 ha.</w:t>
       </w:r>
     </w:p>
     <w:p>
@@ -2087,7 +2087,7 @@
     <w:r>
       <w:tab/>
       <w:tab/>
-      <w:t>2026-07-16</w:t>
+      <w:t>2026-07-17</w:t>
       <w:br/>
       <w:br/>
     </w:r>

--- a/klagomål/Örans naturreservat FSC-klagomål.docx
+++ b/klagomål/Örans naturreservat FSC-klagomål.docx
@@ -168,7 +168,7 @@
     </w:p>
     <w:p>
       <w:r>
-        <w:t>Detta klagomål behandlar höga naturvärden i avverkningsanmälan Örans naturreservat i Haninge kommun som inkom 2026-07-17 och omfattar 659,9 ha.</w:t>
+        <w:t>Detta klagomål behandlar höga naturvärden i avverkningsanmälan Örans naturreservat i Haninge kommun som inkom 2026-07-18 och omfattar 659,9 ha.</w:t>
       </w:r>
     </w:p>
     <w:p>
@@ -2087,7 +2087,7 @@
     <w:r>
       <w:tab/>
       <w:tab/>
-      <w:t>2026-07-17</w:t>
+      <w:t>2026-07-18</w:t>
       <w:br/>
       <w:br/>
     </w:r>

--- a/klagomål/Örans naturreservat FSC-klagomål.docx
+++ b/klagomål/Örans naturreservat FSC-klagomål.docx
@@ -168,7 +168,7 @@
     </w:p>
     <w:p>
       <w:r>
-        <w:t>Detta klagomål behandlar höga naturvärden i avverkningsanmälan Örans naturreservat i Haninge kommun som inkom 2026-07-18 och omfattar 659,9 ha.</w:t>
+        <w:t>Detta klagomål behandlar höga naturvärden i avverkningsanmälan Örans naturreservat i Haninge kommun som inkom 2026-07-19 och omfattar 659,9 ha.</w:t>
       </w:r>
     </w:p>
     <w:p>
@@ -2087,7 +2087,7 @@
     <w:r>
       <w:tab/>
       <w:tab/>
-      <w:t>2026-07-18</w:t>
+      <w:t>2026-07-19</w:t>
       <w:br/>
       <w:br/>
     </w:r>

--- a/klagomål/Örans naturreservat FSC-klagomål.docx
+++ b/klagomål/Örans naturreservat FSC-klagomål.docx
@@ -168,7 +168,7 @@
     </w:p>
     <w:p>
       <w:r>
-        <w:t>Detta klagomål behandlar höga naturvärden i avverkningsanmälan Örans naturreservat i Haninge kommun som inkom 2026-07-19 och omfattar 659,9 ha.</w:t>
+        <w:t>Detta klagomål behandlar höga naturvärden i avverkningsanmälan Örans naturreservat i Haninge kommun som inkom 2026-07-20 och omfattar 659,9 ha.</w:t>
       </w:r>
     </w:p>
     <w:p>
@@ -2087,7 +2087,7 @@
     <w:r>
       <w:tab/>
       <w:tab/>
-      <w:t>2026-07-19</w:t>
+      <w:t>2026-07-20</w:t>
       <w:br/>
       <w:br/>
     </w:r>

--- a/klagomål/Örans naturreservat FSC-klagomål.docx
+++ b/klagomål/Örans naturreservat FSC-klagomål.docx
@@ -168,7 +168,7 @@
     </w:p>
     <w:p>
       <w:r>
-        <w:t>Detta klagomål behandlar höga naturvärden i avverkningsanmälan Örans naturreservat i Haninge kommun som inkom 2026-07-20 och omfattar 659,9 ha.</w:t>
+        <w:t>Detta klagomål behandlar höga naturvärden i avverkningsanmälan Örans naturreservat i Haninge kommun som inkom 2026-07-21 och omfattar 659,9 ha.</w:t>
       </w:r>
     </w:p>
     <w:p>
@@ -2087,7 +2087,7 @@
     <w:r>
       <w:tab/>
       <w:tab/>
-      <w:t>2026-07-20</w:t>
+      <w:t>2026-07-21</w:t>
       <w:br/>
       <w:br/>
     </w:r>

--- a/klagomål/Örans naturreservat FSC-klagomål.docx
+++ b/klagomål/Örans naturreservat FSC-klagomål.docx
@@ -168,7 +168,7 @@
     </w:p>
     <w:p>
       <w:r>
-        <w:t>Detta klagomål behandlar höga naturvärden i avverkningsanmälan Örans naturreservat i Haninge kommun som inkom 2026-07-21 och omfattar 659,9 ha.</w:t>
+        <w:t>Detta klagomål behandlar höga naturvärden i avverkningsanmälan Örans naturreservat i Haninge kommun som inkom 2026-07-22 och omfattar 659,9 ha.</w:t>
       </w:r>
     </w:p>
     <w:p>
@@ -2087,7 +2087,7 @@
     <w:r>
       <w:tab/>
       <w:tab/>
-      <w:t>2026-07-21</w:t>
+      <w:t>2026-07-22</w:t>
       <w:br/>
       <w:br/>
     </w:r>

--- a/klagomål/Örans naturreservat FSC-klagomål.docx
+++ b/klagomål/Örans naturreservat FSC-klagomål.docx
@@ -168,7 +168,7 @@
     </w:p>
     <w:p>
       <w:r>
-        <w:t>Detta klagomål behandlar höga naturvärden i avverkningsanmälan Örans naturreservat i Haninge kommun som inkom 2026-07-22 och omfattar 659,9 ha.</w:t>
+        <w:t>Detta klagomål behandlar höga naturvärden i avverkningsanmälan Örans naturreservat i Haninge kommun som inkom 2026-07-23 och omfattar 659,9 ha.</w:t>
       </w:r>
     </w:p>
     <w:p>
@@ -2087,7 +2087,7 @@
     <w:r>
       <w:tab/>
       <w:tab/>
-      <w:t>2026-07-22</w:t>
+      <w:t>2026-07-23</w:t>
       <w:br/>
       <w:br/>
     </w:r>

--- a/klagomål/Örans naturreservat FSC-klagomål.docx
+++ b/klagomål/Örans naturreservat FSC-klagomål.docx
@@ -168,7 +168,7 @@
     </w:p>
     <w:p>
       <w:r>
-        <w:t>Detta klagomål behandlar höga naturvärden i avverkningsanmälan Örans naturreservat i Haninge kommun som inkom 2026-07-23 och omfattar 659,9 ha.</w:t>
+        <w:t>Detta klagomål behandlar höga naturvärden i avverkningsanmälan Örans naturreservat i Haninge kommun som inkom 2026-07-24 och omfattar 659,9 ha.</w:t>
       </w:r>
     </w:p>
     <w:p>
@@ -2087,7 +2087,7 @@
     <w:r>
       <w:tab/>
       <w:tab/>
-      <w:t>2026-07-23</w:t>
+      <w:t>2026-07-24</w:t>
       <w:br/>
       <w:br/>
     </w:r>

--- a/klagomål/Örans naturreservat FSC-klagomål.docx
+++ b/klagomål/Örans naturreservat FSC-klagomål.docx
@@ -168,7 +168,7 @@
     </w:p>
     <w:p>
       <w:r>
-        <w:t>Detta klagomål behandlar höga naturvärden i avverkningsanmälan Örans naturreservat i Haninge kommun som inkom 2026-07-24 och omfattar 659,9 ha.</w:t>
+        <w:t>Detta klagomål behandlar höga naturvärden i avverkningsanmälan Örans naturreservat i Haninge kommun som inkom 2026-07-25 och omfattar 659,9 ha.</w:t>
       </w:r>
     </w:p>
     <w:p>
@@ -2087,7 +2087,7 @@
     <w:r>
       <w:tab/>
       <w:tab/>
-      <w:t>2026-07-24</w:t>
+      <w:t>2026-07-25</w:t>
       <w:br/>
       <w:br/>
     </w:r>

--- a/klagomål/Örans naturreservat FSC-klagomål.docx
+++ b/klagomål/Örans naturreservat FSC-klagomål.docx
@@ -168,7 +168,7 @@
     </w:p>
     <w:p>
       <w:r>
-        <w:t>Detta klagomål behandlar höga naturvärden i avverkningsanmälan Örans naturreservat i Haninge kommun som inkom 2026-07-25 och omfattar 659,9 ha.</w:t>
+        <w:t>Detta klagomål behandlar höga naturvärden i avverkningsanmälan Örans naturreservat i Haninge kommun som inkom 2026-07-26 och omfattar 659,9 ha.</w:t>
       </w:r>
     </w:p>
     <w:p>
@@ -2087,7 +2087,7 @@
     <w:r>
       <w:tab/>
       <w:tab/>
-      <w:t>2026-07-25</w:t>
+      <w:t>2026-07-26</w:t>
       <w:br/>
       <w:br/>
     </w:r>

--- a/klagomål/Örans naturreservat FSC-klagomål.docx
+++ b/klagomål/Örans naturreservat FSC-klagomål.docx
@@ -168,7 +168,7 @@
     </w:p>
     <w:p>
       <w:r>
-        <w:t>Detta klagomål behandlar höga naturvärden i avverkningsanmälan Örans naturreservat i Haninge kommun som inkom 2026-07-26 och omfattar 659,9 ha.</w:t>
+        <w:t>Detta klagomål behandlar höga naturvärden i avverkningsanmälan Örans naturreservat i Haninge kommun som inkom 2026-07-27 och omfattar 659,9 ha.</w:t>
       </w:r>
     </w:p>
     <w:p>
@@ -2087,7 +2087,7 @@
     <w:r>
       <w:tab/>
       <w:tab/>
-      <w:t>2026-07-26</w:t>
+      <w:t>2026-07-27</w:t>
       <w:br/>
       <w:br/>
     </w:r>

--- a/klagomål/Örans naturreservat FSC-klagomål.docx
+++ b/klagomål/Örans naturreservat FSC-klagomål.docx
@@ -168,7 +168,7 @@
     </w:p>
     <w:p>
       <w:r>
-        <w:t>Detta klagomål behandlar höga naturvärden i avverkningsanmälan Örans naturreservat i Haninge kommun som inkom 2026-07-27 och omfattar 659,9 ha.</w:t>
+        <w:t>Detta klagomål behandlar höga naturvärden i avverkningsanmälan Örans naturreservat i Haninge kommun som inkom 2026-07-28 och omfattar 659,9 ha.</w:t>
       </w:r>
     </w:p>
     <w:p>
@@ -2087,7 +2087,7 @@
     <w:r>
       <w:tab/>
       <w:tab/>
-      <w:t>2026-07-27</w:t>
+      <w:t>2026-07-28</w:t>
       <w:br/>
       <w:br/>
     </w:r>

--- a/klagomål/Örans naturreservat FSC-klagomål.docx
+++ b/klagomål/Örans naturreservat FSC-klagomål.docx
@@ -168,7 +168,7 @@
     </w:p>
     <w:p>
       <w:r>
-        <w:t>Detta klagomål behandlar höga naturvärden i avverkningsanmälan Örans naturreservat i Haninge kommun som inkom 2026-07-28 och omfattar 659,9 ha.</w:t>
+        <w:t>Detta klagomål behandlar höga naturvärden i avverkningsanmälan Örans naturreservat i Haninge kommun som inkom 2026-07-29 och omfattar 659,9 ha.</w:t>
       </w:r>
     </w:p>
     <w:p>
@@ -2087,7 +2087,7 @@
     <w:r>
       <w:tab/>
       <w:tab/>
-      <w:t>2026-07-28</w:t>
+      <w:t>2026-07-29</w:t>
       <w:br/>
       <w:br/>
     </w:r>

--- a/klagomål/Örans naturreservat FSC-klagomål.docx
+++ b/klagomål/Örans naturreservat FSC-klagomål.docx
@@ -168,7 +168,7 @@
     </w:p>
     <w:p>
       <w:r>
-        <w:t>Detta klagomål behandlar höga naturvärden i avverkningsanmälan Örans naturreservat i Haninge kommun som inkom 2026-07-29 och omfattar 659,9 ha.</w:t>
+        <w:t>Detta klagomål behandlar höga naturvärden i avverkningsanmälan Örans naturreservat i Haninge kommun som inkom 2026-07-30 och omfattar 659,9 ha.</w:t>
       </w:r>
     </w:p>
     <w:p>
@@ -2087,7 +2087,7 @@
     <w:r>
       <w:tab/>
       <w:tab/>
-      <w:t>2026-07-29</w:t>
+      <w:t>2026-07-30</w:t>
       <w:br/>
       <w:br/>
     </w:r>

--- a/klagomål/Örans naturreservat FSC-klagomål.docx
+++ b/klagomål/Örans naturreservat FSC-klagomål.docx
@@ -168,7 +168,7 @@
     </w:p>
     <w:p>
       <w:r>
-        <w:t>Detta klagomål behandlar höga naturvärden i avverkningsanmälan Örans naturreservat i Haninge kommun som inkom 2026-07-30 och omfattar 659,9 ha.</w:t>
+        <w:t>Detta klagomål behandlar höga naturvärden i avverkningsanmälan Örans naturreservat i Haninge kommun som inkom 2026-07-31 och omfattar 659,9 ha.</w:t>
       </w:r>
     </w:p>
     <w:p>
@@ -2087,7 +2087,7 @@
     <w:r>
       <w:tab/>
       <w:tab/>
-      <w:t>2026-07-30</w:t>
+      <w:t>2026-07-31</w:t>
       <w:br/>
       <w:br/>
     </w:r>

--- a/klagomål/Örans naturreservat FSC-klagomål.docx
+++ b/klagomål/Örans naturreservat FSC-klagomål.docx
@@ -168,7 +168,7 @@
     </w:p>
     <w:p>
       <w:r>
-        <w:t>Detta klagomål behandlar höga naturvärden i avverkningsanmälan Örans naturreservat i Haninge kommun som inkom 2026-07-31 och omfattar 659,9 ha.</w:t>
+        <w:t>Detta klagomål behandlar höga naturvärden i avverkningsanmälan Örans naturreservat i Haninge kommun som inkom 2026-08-01 och omfattar 659,9 ha.</w:t>
       </w:r>
     </w:p>
     <w:p>
@@ -2087,7 +2087,7 @@
     <w:r>
       <w:tab/>
       <w:tab/>
-      <w:t>2026-07-31</w:t>
+      <w:t>2026-08-01</w:t>
       <w:br/>
       <w:br/>
     </w:r>

--- a/klagomål/Örans naturreservat FSC-klagomål.docx
+++ b/klagomål/Örans naturreservat FSC-klagomål.docx
@@ -168,7 +168,7 @@
     </w:p>
     <w:p>
       <w:r>
-        <w:t>Detta klagomål behandlar höga naturvärden i avverkningsanmälan Örans naturreservat i Haninge kommun som inkom 2026-08-01 och omfattar 659,9 ha.</w:t>
+        <w:t>Detta klagomål behandlar höga naturvärden i avverkningsanmälan Örans naturreservat i Haninge kommun som inkom 2026-08-02 och omfattar 659,9 ha.</w:t>
       </w:r>
     </w:p>
     <w:p>
@@ -2087,7 +2087,7 @@
     <w:r>
       <w:tab/>
       <w:tab/>
-      <w:t>2026-08-01</w:t>
+      <w:t>2026-08-02</w:t>
       <w:br/>
       <w:br/>
     </w:r>

--- a/klagomål/Örans naturreservat FSC-klagomål.docx
+++ b/klagomål/Örans naturreservat FSC-klagomål.docx
@@ -168,7 +168,7 @@
     </w:p>
     <w:p>
       <w:r>
-        <w:t>Detta klagomål behandlar höga naturvärden i avverkningsanmälan Örans naturreservat i Haninge kommun som inkom 2026-08-02 och omfattar 659,9 ha.</w:t>
+        <w:t>Detta klagomål behandlar höga naturvärden i avverkningsanmälan Örans naturreservat i Haninge kommun som inkom 2026-08-03 och omfattar 659,9 ha.</w:t>
       </w:r>
     </w:p>
     <w:p>
@@ -2087,7 +2087,7 @@
     <w:r>
       <w:tab/>
       <w:tab/>
-      <w:t>2026-08-02</w:t>
+      <w:t>2026-08-03</w:t>
       <w:br/>
       <w:br/>
     </w:r>

--- a/klagomål/Örans naturreservat FSC-klagomål.docx
+++ b/klagomål/Örans naturreservat FSC-klagomål.docx
@@ -168,7 +168,7 @@
     </w:p>
     <w:p>
       <w:r>
-        <w:t>Detta klagomål behandlar höga naturvärden i avverkningsanmälan Örans naturreservat i Haninge kommun som inkom 2026-08-03 och omfattar 659,9 ha.</w:t>
+        <w:t>Detta klagomål behandlar höga naturvärden i avverkningsanmälan Örans naturreservat i Haninge kommun som inkom 2026-08-06 och omfattar 659,9 ha.</w:t>
       </w:r>
     </w:p>
     <w:p>
@@ -2087,7 +2087,7 @@
     <w:r>
       <w:tab/>
       <w:tab/>
-      <w:t>2026-08-03</w:t>
+      <w:t>2026-08-06</w:t>
       <w:br/>
       <w:br/>
     </w:r>

--- a/klagomål/Örans naturreservat FSC-klagomål.docx
+++ b/klagomål/Örans naturreservat FSC-klagomål.docx
@@ -168,7 +168,7 @@
     </w:p>
     <w:p>
       <w:r>
-        <w:t>Detta klagomål behandlar höga naturvärden i avverkningsanmälan Örans naturreservat i Haninge kommun som inkom 2026-08-06 och omfattar 659,9 ha.</w:t>
+        <w:t>Detta klagomål behandlar höga naturvärden i avverkningsanmälan Örans naturreservat i Haninge kommun som inkom 2026-08-07 och omfattar 659,9 ha.</w:t>
       </w:r>
     </w:p>
     <w:p>
@@ -2087,7 +2087,7 @@
     <w:r>
       <w:tab/>
       <w:tab/>
-      <w:t>2026-08-06</w:t>
+      <w:t>2026-08-07</w:t>
       <w:br/>
       <w:br/>
     </w:r>

--- a/klagomål/Örans naturreservat FSC-klagomål.docx
+++ b/klagomål/Örans naturreservat FSC-klagomål.docx
@@ -168,7 +168,7 @@
     </w:p>
     <w:p>
       <w:r>
-        <w:t>Detta klagomål behandlar höga naturvärden i avverkningsanmälan Örans naturreservat i Haninge kommun som inkom 2026-08-07 och omfattar 659,9 ha.</w:t>
+        <w:t>Detta klagomål behandlar höga naturvärden i avverkningsanmälan Örans naturreservat i Haninge kommun som inkom 2026-08-08 och omfattar 659,9 ha.</w:t>
       </w:r>
     </w:p>
     <w:p>
@@ -2087,7 +2087,7 @@
     <w:r>
       <w:tab/>
       <w:tab/>
-      <w:t>2026-08-07</w:t>
+      <w:t>2026-08-08</w:t>
       <w:br/>
       <w:br/>
     </w:r>

--- a/klagomål/Örans naturreservat FSC-klagomål.docx
+++ b/klagomål/Örans naturreservat FSC-klagomål.docx
@@ -168,7 +168,7 @@
     </w:p>
     <w:p>
       <w:r>
-        <w:t>Detta klagomål behandlar höga naturvärden i avverkningsanmälan Örans naturreservat i Haninge kommun som inkom 2026-08-08 och omfattar 659,9 ha.</w:t>
+        <w:t>Detta klagomål behandlar höga naturvärden i avverkningsanmälan Örans naturreservat i Haninge kommun som inkom 2026-08-09 och omfattar 659,9 ha.</w:t>
       </w:r>
     </w:p>
     <w:p>
@@ -2087,7 +2087,7 @@
     <w:r>
       <w:tab/>
       <w:tab/>
-      <w:t>2026-08-08</w:t>
+      <w:t>2026-08-09</w:t>
       <w:br/>
       <w:br/>
     </w:r>

--- a/klagomål/Örans naturreservat FSC-klagomål.docx
+++ b/klagomål/Örans naturreservat FSC-klagomål.docx
@@ -168,7 +168,7 @@
     </w:p>
     <w:p>
       <w:r>
-        <w:t>Detta klagomål behandlar höga naturvärden i avverkningsanmälan Örans naturreservat i Haninge kommun som inkom 2026-08-09 och omfattar 659,9 ha.</w:t>
+        <w:t>Detta klagomål behandlar höga naturvärden i avverkningsanmälan Örans naturreservat i Haninge kommun som inkom 2026-08-10 och omfattar 659,9 ha.</w:t>
       </w:r>
     </w:p>
     <w:p>
@@ -2087,7 +2087,7 @@
     <w:r>
       <w:tab/>
       <w:tab/>
-      <w:t>2026-08-09</w:t>
+      <w:t>2026-08-10</w:t>
       <w:br/>
       <w:br/>
     </w:r>

--- a/klagomål/Örans naturreservat FSC-klagomål.docx
+++ b/klagomål/Örans naturreservat FSC-klagomål.docx
@@ -168,7 +168,7 @@
     </w:p>
     <w:p>
       <w:r>
-        <w:t>Detta klagomål behandlar höga naturvärden i avverkningsanmälan Örans naturreservat i Haninge kommun som inkom 2026-08-10 och omfattar 659,9 ha.</w:t>
+        <w:t>Detta klagomål behandlar höga naturvärden i avverkningsanmälan Örans naturreservat i Haninge kommun som inkom 2026-08-11 och omfattar 659,9 ha.</w:t>
       </w:r>
     </w:p>
     <w:p>
@@ -2087,7 +2087,7 @@
     <w:r>
       <w:tab/>
       <w:tab/>
-      <w:t>2026-08-10</w:t>
+      <w:t>2026-08-11</w:t>
       <w:br/>
       <w:br/>
     </w:r>

--- a/klagomål/Örans naturreservat FSC-klagomål.docx
+++ b/klagomål/Örans naturreservat FSC-klagomål.docx
@@ -168,7 +168,7 @@
     </w:p>
     <w:p>
       <w:r>
-        <w:t>Detta klagomål behandlar höga naturvärden i avverkningsanmälan Örans naturreservat i Haninge kommun som inkom 2026-08-11 och omfattar 659,9 ha.</w:t>
+        <w:t>Detta klagomål behandlar höga naturvärden i avverkningsanmälan Örans naturreservat i Haninge kommun som inkom 2026-08-12 och omfattar 659,9 ha.</w:t>
       </w:r>
     </w:p>
     <w:p>
@@ -2087,7 +2087,7 @@
     <w:r>
       <w:tab/>
       <w:tab/>
-      <w:t>2026-08-11</w:t>
+      <w:t>2026-08-12</w:t>
       <w:br/>
       <w:br/>
     </w:r>

--- a/klagomål/Örans naturreservat FSC-klagomål.docx
+++ b/klagomål/Örans naturreservat FSC-klagomål.docx
@@ -168,7 +168,7 @@
     </w:p>
     <w:p>
       <w:r>
-        <w:t>Detta klagomål behandlar höga naturvärden i avverkningsanmälan Örans naturreservat i Haninge kommun som inkom 2026-08-12 och omfattar 659,9 ha.</w:t>
+        <w:t>Detta klagomål behandlar höga naturvärden i avverkningsanmälan Örans naturreservat i Haninge kommun som inkom 2026-08-13 och omfattar 659,9 ha.</w:t>
       </w:r>
     </w:p>
     <w:p>
@@ -2087,7 +2087,7 @@
     <w:r>
       <w:tab/>
       <w:tab/>
-      <w:t>2026-08-12</w:t>
+      <w:t>2026-08-13</w:t>
       <w:br/>
       <w:br/>
     </w:r>

--- a/klagomål/Örans naturreservat FSC-klagomål.docx
+++ b/klagomål/Örans naturreservat FSC-klagomål.docx
@@ -168,7 +168,7 @@
     </w:p>
     <w:p>
       <w:r>
-        <w:t>Detta klagomål behandlar höga naturvärden i avverkningsanmälan Örans naturreservat i Haninge kommun som inkom 2026-08-13 och omfattar 659,9 ha.</w:t>
+        <w:t>Detta klagomål behandlar höga naturvärden i avverkningsanmälan Örans naturreservat i Haninge kommun som inkom 2026-08-14 och omfattar 659,9 ha.</w:t>
       </w:r>
     </w:p>
     <w:p>
@@ -2087,7 +2087,7 @@
     <w:r>
       <w:tab/>
       <w:tab/>
-      <w:t>2026-08-13</w:t>
+      <w:t>2026-08-14</w:t>
       <w:br/>
       <w:br/>
     </w:r>

--- a/klagomål/Örans naturreservat FSC-klagomål.docx
+++ b/klagomål/Örans naturreservat FSC-klagomål.docx
@@ -168,7 +168,7 @@
     </w:p>
     <w:p>
       <w:r>
-        <w:t>Detta klagomål behandlar höga naturvärden i avverkningsanmälan Örans naturreservat i Haninge kommun som inkom 2026-08-14 och omfattar 659,9 ha.</w:t>
+        <w:t>Detta klagomål behandlar höga naturvärden i avverkningsanmälan Örans naturreservat i Haninge kommun som inkom 2026-08-15 och omfattar 659,9 ha.</w:t>
       </w:r>
     </w:p>
     <w:p>
@@ -216,7 +216,7 @@
         <w:spacing w:after="240"/>
       </w:pPr>
       <w:r>
-        <w:t>Figur 1. Fyndplatser för naturvårdsarter i och inom 13 meter från avverkningsanmälan. Markörer utan svart kant är placerade på fyndplatsen. Markörer med svart kant är placerade vid sidan av fyndplatsen har ett svart streck som visar fyndplatsens exakta position. Kartans mittpunktskoordinat är N 6558937, E 673562 i SWEREF 99 TM.</w:t>
+        <w:t>Figur 1. Fyndplatser för naturvårdsarter i och inom 13 meter från avverkningsanmälan. Markörer utan svart kant är placerade på fyndplatsen. Markörer med svart kant är placerade vid sidan av fyndplatsen och har ett svart streck som visar fyndplatsens exakta position. Kartans mittpunktskoordinat är N 6558937, E 673562 i SWEREF 99 TM.</w:t>
       </w:r>
     </w:p>
     <w:p>
@@ -2087,7 +2087,7 @@
     <w:r>
       <w:tab/>
       <w:tab/>
-      <w:t>2026-08-14</w:t>
+      <w:t>2026-08-15</w:t>
       <w:br/>
       <w:br/>
     </w:r>

--- a/klagomål/Örans naturreservat FSC-klagomål.docx
+++ b/klagomål/Örans naturreservat FSC-klagomål.docx
@@ -168,7 +168,7 @@
     </w:p>
     <w:p>
       <w:r>
-        <w:t>Detta klagomål behandlar höga naturvärden i avverkningsanmälan Örans naturreservat i Haninge kommun som inkom 2026-08-15 och omfattar 659,9 ha.</w:t>
+        <w:t>Detta klagomål behandlar höga naturvärden i avverkningsanmälan Örans naturreservat i Haninge kommun som inkom 2026-08-16 och omfattar 659,9 ha.</w:t>
       </w:r>
     </w:p>
     <w:p>
@@ -2087,7 +2087,7 @@
     <w:r>
       <w:tab/>
       <w:tab/>
-      <w:t>2026-08-15</w:t>
+      <w:t>2026-08-16</w:t>
       <w:br/>
       <w:br/>
     </w:r>

--- a/klagomål/Örans naturreservat FSC-klagomål.docx
+++ b/klagomål/Örans naturreservat FSC-klagomål.docx
@@ -168,7 +168,7 @@
     </w:p>
     <w:p>
       <w:r>
-        <w:t>Detta klagomål behandlar höga naturvärden i avverkningsanmälan Örans naturreservat i Haninge kommun som inkom 2026-08-16 och omfattar 659,9 ha.</w:t>
+        <w:t>Detta klagomål behandlar höga naturvärden i avverkningsanmälan Örans naturreservat i Haninge kommun som inkom 2026-08-17 och omfattar 659,9 ha.</w:t>
       </w:r>
     </w:p>
     <w:p>
@@ -2087,7 +2087,7 @@
     <w:r>
       <w:tab/>
       <w:tab/>
-      <w:t>2026-08-16</w:t>
+      <w:t>2026-08-17</w:t>
       <w:br/>
       <w:br/>
     </w:r>

--- a/klagomål/Örans naturreservat FSC-klagomål.docx
+++ b/klagomål/Örans naturreservat FSC-klagomål.docx
@@ -168,7 +168,7 @@
     </w:p>
     <w:p>
       <w:r>
-        <w:t>Detta klagomål behandlar höga naturvärden i avverkningsanmälan Örans naturreservat i Haninge kommun som inkom 2026-08-17 och omfattar 659,9 ha.</w:t>
+        <w:t>Detta klagomål behandlar höga naturvärden i avverkningsanmälan Örans naturreservat i Haninge kommun som inkom 2026-08-18 och omfattar 659,9 ha.</w:t>
       </w:r>
     </w:p>
     <w:p>
@@ -2087,7 +2087,7 @@
     <w:r>
       <w:tab/>
       <w:tab/>
-      <w:t>2026-08-17</w:t>
+      <w:t>2026-08-18</w:t>
       <w:br/>
       <w:br/>
     </w:r>

--- a/klagomål/Örans naturreservat FSC-klagomål.docx
+++ b/klagomål/Örans naturreservat FSC-klagomål.docx
@@ -168,7 +168,7 @@
     </w:p>
     <w:p>
       <w:r>
-        <w:t>Detta klagomål behandlar höga naturvärden i avverkningsanmälan Örans naturreservat i Haninge kommun som inkom 2026-08-18 och omfattar 659,9 ha.</w:t>
+        <w:t>Detta klagomål behandlar höga naturvärden i avverkningsanmälan Örans naturreservat i Haninge kommun som inkom 2026-08-19 och omfattar 659,9 ha.</w:t>
       </w:r>
     </w:p>
     <w:p>
@@ -2087,7 +2087,7 @@
     <w:r>
       <w:tab/>
       <w:tab/>
-      <w:t>2026-08-18</w:t>
+      <w:t>2026-08-19</w:t>
       <w:br/>
       <w:br/>
     </w:r>

--- a/klagomål/Örans naturreservat FSC-klagomål.docx
+++ b/klagomål/Örans naturreservat FSC-klagomål.docx
@@ -168,7 +168,7 @@
     </w:p>
     <w:p>
       <w:r>
-        <w:t>Detta klagomål behandlar höga naturvärden i avverkningsanmälan Örans naturreservat i Haninge kommun som inkom 2026-08-19 och omfattar 659,9 ha.</w:t>
+        <w:t>Detta klagomål behandlar höga naturvärden i avverkningsanmälan Örans naturreservat i Haninge kommun som inkom 2026-08-20 och omfattar 659,9 ha.</w:t>
       </w:r>
     </w:p>
     <w:p>
@@ -2087,7 +2087,7 @@
     <w:r>
       <w:tab/>
       <w:tab/>
-      <w:t>2026-08-19</w:t>
+      <w:t>2026-08-20</w:t>
       <w:br/>
       <w:br/>
     </w:r>

--- a/klagomål/Örans naturreservat FSC-klagomål.docx
+++ b/klagomål/Örans naturreservat FSC-klagomål.docx
@@ -168,7 +168,7 @@
     </w:p>
     <w:p>
       <w:r>
-        <w:t>Detta klagomål behandlar höga naturvärden i avverkningsanmälan Örans naturreservat i Haninge kommun som inkom 2026-08-20 och omfattar 659,9 ha.</w:t>
+        <w:t>Detta klagomål behandlar höga naturvärden i avverkningsanmälan Örans naturreservat i Haninge kommun som inkom 2026-08-21 och omfattar 659,9 ha.</w:t>
       </w:r>
     </w:p>
     <w:p>
@@ -2087,7 +2087,7 @@
     <w:r>
       <w:tab/>
       <w:tab/>
-      <w:t>2026-08-20</w:t>
+      <w:t>2026-08-21</w:t>
       <w:br/>
       <w:br/>
     </w:r>

--- a/klagomål/Örans naturreservat FSC-klagomål.docx
+++ b/klagomål/Örans naturreservat FSC-klagomål.docx
@@ -168,7 +168,7 @@
     </w:p>
     <w:p>
       <w:r>
-        <w:t>Detta klagomål behandlar höga naturvärden i avverkningsanmälan Örans naturreservat i Haninge kommun som inkom 2026-08-21 och omfattar 659,9 ha.</w:t>
+        <w:t>Detta klagomål behandlar höga naturvärden i avverkningsanmälan Örans naturreservat i Haninge kommun som inkom 2026-08-22 och omfattar 659,9 ha.</w:t>
       </w:r>
     </w:p>
     <w:p>
@@ -2087,7 +2087,7 @@
     <w:r>
       <w:tab/>
       <w:tab/>
-      <w:t>2026-08-21</w:t>
+      <w:t>2026-08-22</w:t>
       <w:br/>
       <w:br/>
     </w:r>

--- a/klagomål/Örans naturreservat FSC-klagomål.docx
+++ b/klagomål/Örans naturreservat FSC-klagomål.docx
@@ -168,7 +168,7 @@
     </w:p>
     <w:p>
       <w:r>
-        <w:t>Detta klagomål behandlar höga naturvärden i avverkningsanmälan Örans naturreservat i Haninge kommun som inkom 2026-08-22 och omfattar 659,9 ha.</w:t>
+        <w:t>Detta klagomål behandlar höga naturvärden i avverkningsanmälan Örans naturreservat i Haninge kommun som inkom 2026-08-23 och omfattar 659,9 ha.</w:t>
       </w:r>
     </w:p>
     <w:p>
@@ -2087,7 +2087,7 @@
     <w:r>
       <w:tab/>
       <w:tab/>
-      <w:t>2026-08-22</w:t>
+      <w:t>2026-08-23</w:t>
       <w:br/>
       <w:br/>
     </w:r>

--- a/klagomål/Örans naturreservat FSC-klagomål.docx
+++ b/klagomål/Örans naturreservat FSC-klagomål.docx
@@ -168,7 +168,7 @@
     </w:p>
     <w:p>
       <w:r>
-        <w:t>Detta klagomål behandlar höga naturvärden i avverkningsanmälan Örans naturreservat i Haninge kommun som inkom 2026-08-23 och omfattar 659,9 ha.</w:t>
+        <w:t>Detta klagomål behandlar höga naturvärden i avverkningsanmälan Örans naturreservat i Haninge kommun som inkom 2026-08-24 och omfattar 659,9 ha.</w:t>
       </w:r>
     </w:p>
     <w:p>
@@ -2087,7 +2087,7 @@
     <w:r>
       <w:tab/>
       <w:tab/>
-      <w:t>2026-08-23</w:t>
+      <w:t>2026-08-24</w:t>
       <w:br/>
       <w:br/>
     </w:r>

--- a/klagomål/Örans naturreservat FSC-klagomål.docx
+++ b/klagomål/Örans naturreservat FSC-klagomål.docx
@@ -168,7 +168,7 @@
     </w:p>
     <w:p>
       <w:r>
-        <w:t>Detta klagomål behandlar höga naturvärden i avverkningsanmälan Örans naturreservat i Haninge kommun som inkom 2026-08-24 och omfattar 659,9 ha.</w:t>
+        <w:t>Detta klagomål behandlar höga naturvärden i avverkningsanmälan Örans naturreservat i Haninge kommun som inkom 2026-08-25 och omfattar 659,9 ha.</w:t>
       </w:r>
     </w:p>
     <w:p>
@@ -2087,7 +2087,7 @@
     <w:r>
       <w:tab/>
       <w:tab/>
-      <w:t>2026-08-24</w:t>
+      <w:t>2026-08-25</w:t>
       <w:br/>
       <w:br/>
     </w:r>

--- a/klagomål/Örans naturreservat FSC-klagomål.docx
+++ b/klagomål/Örans naturreservat FSC-klagomål.docx
@@ -168,7 +168,7 @@
     </w:p>
     <w:p>
       <w:r>
-        <w:t>Detta klagomål behandlar höga naturvärden i avverkningsanmälan Örans naturreservat i Haninge kommun som inkom 2026-08-25 och omfattar 659,9 ha.</w:t>
+        <w:t>Detta klagomål behandlar höga naturvärden i avverkningsanmälan Örans naturreservat i Haninge kommun som inkom 2026-08-26 och omfattar 659,9 ha.</w:t>
       </w:r>
     </w:p>
     <w:p>
@@ -2087,7 +2087,7 @@
     <w:r>
       <w:tab/>
       <w:tab/>
-      <w:t>2026-08-25</w:t>
+      <w:t>2026-08-26</w:t>
       <w:br/>
       <w:br/>
     </w:r>

--- a/klagomål/Örans naturreservat FSC-klagomål.docx
+++ b/klagomål/Örans naturreservat FSC-klagomål.docx
@@ -168,7 +168,7 @@
     </w:p>
     <w:p>
       <w:r>
-        <w:t>Detta klagomål behandlar höga naturvärden i avverkningsanmälan Örans naturreservat i Haninge kommun som inkom 2026-08-26 och omfattar 659,9 ha.</w:t>
+        <w:t>Detta klagomål behandlar höga naturvärden i avverkningsanmälan Örans naturreservat i Haninge kommun som inkom 2026-08-27 och omfattar 659,9 ha.</w:t>
       </w:r>
     </w:p>
     <w:p>
@@ -2087,7 +2087,7 @@
     <w:r>
       <w:tab/>
       <w:tab/>
-      <w:t>2026-08-26</w:t>
+      <w:t>2026-08-27</w:t>
       <w:br/>
       <w:br/>
     </w:r>

--- a/klagomål/Örans naturreservat FSC-klagomål.docx
+++ b/klagomål/Örans naturreservat FSC-klagomål.docx
@@ -168,7 +168,7 @@
     </w:p>
     <w:p>
       <w:r>
-        <w:t>Detta klagomål behandlar höga naturvärden i avverkningsanmälan Örans naturreservat i Haninge kommun som inkom 2026-08-27 och omfattar 659,9 ha.</w:t>
+        <w:t>Detta klagomål behandlar höga naturvärden i avverkningsanmälan Örans naturreservat i Haninge kommun som inkom 2026-08-28 och omfattar 659,9 ha.</w:t>
       </w:r>
     </w:p>
     <w:p>
@@ -2087,7 +2087,7 @@
     <w:r>
       <w:tab/>
       <w:tab/>
-      <w:t>2026-08-27</w:t>
+      <w:t>2026-08-28</w:t>
       <w:br/>
       <w:br/>
     </w:r>

--- a/klagomål/Örans naturreservat FSC-klagomål.docx
+++ b/klagomål/Örans naturreservat FSC-klagomål.docx
@@ -168,7 +168,7 @@
     </w:p>
     <w:p>
       <w:r>
-        <w:t>Detta klagomål behandlar höga naturvärden i avverkningsanmälan Örans naturreservat i Haninge kommun som inkom 2026-08-28 och omfattar 659,9 ha.</w:t>
+        <w:t>Detta klagomål behandlar höga naturvärden i avverkningsanmälan Örans naturreservat i Haninge kommun som inkom 2026-08-29 och omfattar 659,9 ha.</w:t>
       </w:r>
     </w:p>
     <w:p>
@@ -2087,7 +2087,7 @@
     <w:r>
       <w:tab/>
       <w:tab/>
-      <w:t>2026-08-28</w:t>
+      <w:t>2026-08-29</w:t>
       <w:br/>
       <w:br/>
     </w:r>

--- a/klagomål/Örans naturreservat FSC-klagomål.docx
+++ b/klagomål/Örans naturreservat FSC-klagomål.docx
@@ -168,7 +168,7 @@
     </w:p>
     <w:p>
       <w:r>
-        <w:t>Detta klagomål behandlar höga naturvärden i avverkningsanmälan Örans naturreservat i Haninge kommun som inkom 2026-08-29 och omfattar 659,9 ha.</w:t>
+        <w:t>Detta klagomål behandlar höga naturvärden i avverkningsanmälan Örans naturreservat i Haninge kommun som inkom 2026-08-31 och omfattar 659,9 ha.</w:t>
       </w:r>
     </w:p>
     <w:p>
@@ -2087,7 +2087,7 @@
     <w:r>
       <w:tab/>
       <w:tab/>
-      <w:t>2026-08-29</w:t>
+      <w:t>2026-08-31</w:t>
       <w:br/>
       <w:br/>
     </w:r>

--- a/klagomål/Örans naturreservat FSC-klagomål.docx
+++ b/klagomål/Örans naturreservat FSC-klagomål.docx
@@ -168,7 +168,7 @@
     </w:p>
     <w:p>
       <w:r>
-        <w:t>Detta klagomål behandlar höga naturvärden i avverkningsanmälan Örans naturreservat i Haninge kommun som inkom 2026-08-31 och omfattar 659,9 ha.</w:t>
+        <w:t>Detta klagomål behandlar höga naturvärden i avverkningsanmälan Örans naturreservat i Haninge kommun som inkom 2026-09-01 och omfattar 659,9 ha.</w:t>
       </w:r>
     </w:p>
     <w:p>
@@ -2087,7 +2087,7 @@
     <w:r>
       <w:tab/>
       <w:tab/>
-      <w:t>2026-08-31</w:t>
+      <w:t>2026-09-01</w:t>
       <w:br/>
       <w:br/>
     </w:r>

--- a/klagomål/Örans naturreservat FSC-klagomål.docx
+++ b/klagomål/Örans naturreservat FSC-klagomål.docx
@@ -168,7 +168,7 @@
     </w:p>
     <w:p>
       <w:r>
-        <w:t>Detta klagomål behandlar höga naturvärden i avverkningsanmälan Örans naturreservat i Haninge kommun som inkom 2026-09-01 och omfattar 659,9 ha.</w:t>
+        <w:t>Detta klagomål behandlar höga naturvärden i avverkningsanmälan Örans naturreservat i Haninge kommun som inkom 2026-09-02 och omfattar 659,9 ha.</w:t>
       </w:r>
     </w:p>
     <w:p>
@@ -2087,7 +2087,7 @@
     <w:r>
       <w:tab/>
       <w:tab/>
-      <w:t>2026-09-01</w:t>
+      <w:t>2026-09-02</w:t>
       <w:br/>
       <w:br/>
     </w:r>

--- a/klagomål/Örans naturreservat FSC-klagomål.docx
+++ b/klagomål/Örans naturreservat FSC-klagomål.docx
@@ -168,7 +168,7 @@
     </w:p>
     <w:p>
       <w:r>
-        <w:t>Detta klagomål behandlar höga naturvärden i avverkningsanmälan Örans naturreservat i Haninge kommun som inkom 2026-09-02 och omfattar 659,9 ha.</w:t>
+        <w:t>Detta klagomål behandlar höga naturvärden i avverkningsanmälan Örans naturreservat i Haninge kommun som inkom 2026-09-03 och omfattar 659,9 ha.</w:t>
       </w:r>
     </w:p>
     <w:p>
@@ -2087,7 +2087,7 @@
     <w:r>
       <w:tab/>
       <w:tab/>
-      <w:t>2026-09-02</w:t>
+      <w:t>2026-09-03</w:t>
       <w:br/>
       <w:br/>
     </w:r>

--- a/klagomål/Örans naturreservat FSC-klagomål.docx
+++ b/klagomål/Örans naturreservat FSC-klagomål.docx
@@ -168,7 +168,7 @@
     </w:p>
     <w:p>
       <w:r>
-        <w:t>Detta klagomål behandlar höga naturvärden i avverkningsanmälan Örans naturreservat i Haninge kommun som inkom 2026-09-03 och omfattar 659,9 ha.</w:t>
+        <w:t>Detta klagomål behandlar höga naturvärden i avverkningsanmälan Örans naturreservat i Haninge kommun som inkom 2026-09-04 och omfattar 659,9 ha.</w:t>
       </w:r>
     </w:p>
     <w:p>
@@ -2087,7 +2087,7 @@
     <w:r>
       <w:tab/>
       <w:tab/>
-      <w:t>2026-09-03</w:t>
+      <w:t>2026-09-04</w:t>
       <w:br/>
       <w:br/>
     </w:r>

--- a/klagomål/Örans naturreservat FSC-klagomål.docx
+++ b/klagomål/Örans naturreservat FSC-klagomål.docx
@@ -168,7 +168,7 @@
     </w:p>
     <w:p>
       <w:r>
-        <w:t>Detta klagomål behandlar höga naturvärden i avverkningsanmälan Örans naturreservat i Haninge kommun som inkom 2026-09-04 och omfattar 659,9 ha.</w:t>
+        <w:t>Detta klagomål behandlar höga naturvärden i avverkningsanmälan Örans naturreservat i Haninge kommun som inkom 2026-09-05 och omfattar 659,9 ha.</w:t>
       </w:r>
     </w:p>
     <w:p>
@@ -2087,7 +2087,7 @@
     <w:r>
       <w:tab/>
       <w:tab/>
-      <w:t>2026-09-04</w:t>
+      <w:t>2026-09-05</w:t>
       <w:br/>
       <w:br/>
     </w:r>

--- a/klagomål/Örans naturreservat FSC-klagomål.docx
+++ b/klagomål/Örans naturreservat FSC-klagomål.docx
@@ -168,7 +168,7 @@
     </w:p>
     <w:p>
       <w:r>
-        <w:t>Detta klagomål behandlar höga naturvärden i avverkningsanmälan Örans naturreservat i Haninge kommun som inkom 2026-09-05 och omfattar 659,9 ha.</w:t>
+        <w:t>Detta klagomål behandlar höga naturvärden i avverkningsanmälan Örans naturreservat i Haninge kommun som inkom 2026-09-06 och omfattar 659,9 ha.</w:t>
       </w:r>
     </w:p>
     <w:p>
@@ -2087,7 +2087,7 @@
     <w:r>
       <w:tab/>
       <w:tab/>
-      <w:t>2026-09-05</w:t>
+      <w:t>2026-09-06</w:t>
       <w:br/>
       <w:br/>
     </w:r>

--- a/klagomål/Örans naturreservat FSC-klagomål.docx
+++ b/klagomål/Örans naturreservat FSC-klagomål.docx
@@ -168,7 +168,7 @@
     </w:p>
     <w:p>
       <w:r>
-        <w:t>Detta klagomål behandlar höga naturvärden i avverkningsanmälan Örans naturreservat i Haninge kommun som inkom 2026-09-06 och omfattar 659,9 ha.</w:t>
+        <w:t>Detta klagomål behandlar höga naturvärden i avverkningsanmälan Örans naturreservat i Haninge kommun som inkom 2026-09-07 och omfattar 659,9 ha.</w:t>
       </w:r>
     </w:p>
     <w:p>
@@ -2087,7 +2087,7 @@
     <w:r>
       <w:tab/>
       <w:tab/>
-      <w:t>2026-09-06</w:t>
+      <w:t>2026-09-07</w:t>
       <w:br/>
       <w:br/>
     </w:r>
